--- a/courts/fourth-circuit/south-carolina/state/court-of-appeals/motion-brief/usage/OUTPUT-motion-brief.docx
+++ b/courts/fourth-circuit/south-carolina/state/court-of-appeals/motion-brief/usage/OUTPUT-motion-brief.docx
@@ -874,7 +874,7 @@
         <w:t xml:space="preserve">DeAngelis</w:t>
       </w:r>
       <w:r>
-        <w:t xml:space="preserve">. Appellant’s counsels have, however, made multiple statements to various media outlets indicating they were potentially aware of an issue with the jury at and about the time of trial. In a press conference on the steps of this this Court on September 5, 2023, counsel Harpootlian, responding to a question as to whether they saw the alleged conduct during the jury view or found out about it after the fact, replies “I think. . . we observed it. . . I was there, I watched it.”</w:t>
+        <w:t xml:space="preserve">. Appellant’s counsels have, however, made multiple statements to various media outlets indicating they were potentially aware of an issue with the jury at and about the time of trial. In a press conference on the steps of this this Court on September 5, 2023, counsel Harpootlian, responding to a question as to whether they saw the alleged conduct during the jury view or found out about it after the fact, replies “I think. ⁠. ⁠. we observed it. ⁠. ⁠. I was there, I watched it.”</w:t>
       </w:r>
       <w:r>
         <w:rPr>
@@ -898,7 +898,7 @@
         <w:t xml:space="preserve"> </w:t>
       </w:r>
       <w:r>
-        <w:t xml:space="preserve">In one interview with Good Morning America on September 6, 2023, counsel Griffin states that “soon after the trial. . . actually, as soon as the verdict was rendered, we had gotten some indication from folks in the courtroom that there was something untoward that had happened in the jury room. We didn’t know exactly what, um, and we went on a campaign to find out what.”</w:t>
+        <w:t xml:space="preserve">In one interview with Good Morning America on September 6, 2023, counsel Griffin states that “soon after the trial. ⁠. ⁠. actually, as soon as the verdict was rendered, we had gotten some indication from folks in the courtroom that there was something untoward that had happened in the jury room. We didn’t know exactly what, um, and we went on a campaign to find out what.”</w:t>
       </w:r>
       <w:r>
         <w:rPr>
@@ -2372,7 +2372,7 @@
         <w:t xml:space="preserve"> </w:t>
       </w:r>
       <w:r>
-        <w:t xml:space="preserve">Accessible at https://www.youtube.com/​live/​myuNfAeviAw?si=VshuNMu2-JLFxPf&amp;t=200 at 3:19 as of September 12, 2023.</w:t>
+        <w:t xml:space="preserve">Accessible at https://​www.​youtube.​com/​live/​myuNfAeviAw?​si=VshuNMu2-​JLFxPf&amp;​t=200 at 3:19 as of September 12, 2023.</w:t>
       </w:r>
     </w:p>
   </w:footnote>
@@ -2391,7 +2391,7 @@
         <w:t xml:space="preserve"> </w:t>
       </w:r>
       <w:r>
-        <w:t xml:space="preserve">Accessible at https://www.youtube.com/​live/​myuNfAeviAw?si=lVDeYxODfv9LkwHT&amp;t=311 at 5:10 as of September 12, 2023.</w:t>
+        <w:t xml:space="preserve">Accessible at https://​www.​youtube.​com/​live/​myuNfAeviAw?​si=lVDeYxODfv9LkwHT&amp;​t=311 at 5:10 as of September 12, 2023.</w:t>
       </w:r>
     </w:p>
   </w:footnote>
@@ -2410,13 +2410,7 @@
         <w:t xml:space="preserve"> </w:t>
       </w:r>
       <w:r>
-        <w:t xml:space="preserve">Accessible at https://www.goodmorningamerica.com/​news/​video/​alex-murdaugh-attorneys-call-new-trial</w:t>
-      </w:r>
-      <w:r>
-        <w:noBreakHyphen/>
-      </w:r>
-      <w:r>
-        <w:t xml:space="preserve">102955711 at 0:12 as of September 12, 2023.</w:t>
+        <w:t xml:space="preserve">Accessible at https://​www.​goodmorningamerica.​com/​news/​video/​alex-​murdaugh-​attorneys-​call-​new-​trial-⁠102955711 at 0:12 as of September 12, 2023.</w:t>
       </w:r>
     </w:p>
   </w:footnote>
@@ -3055,6 +3049,7 @@
     <w:unhideWhenUsed/>
     <w:qFormat/>
     <w:pPr>
+      <w:keepLines/>
       <w:spacing w:before="0" w:after="140" w:line="276" w:lineRule="exact"/>
     </w:pPr>
     <w:rPr>
@@ -3305,6 +3300,33 @@
     <w:pPr>
       <w:spacing w:before="0" w:after="0" w:line="276" w:lineRule="exact"/>
       <w:ind w:left="2160" w:hanging="720"/>
+    </w:pPr>
+  </w:style>
+  <w:style w:type="paragraph" w:customStyle="1" w:styleId="XdQuoteList1">
+    <w:name w:val="Xd Quote List 1"/>
+    <w:basedOn w:val="Normal"/>
+    <w:qFormat/>
+    <w:pPr>
+      <w:spacing w:before="0" w:after="0" w:line="276" w:lineRule="exact"/>
+      <w:ind w:left="1440" w:right="720" w:hanging="720"/>
+    </w:pPr>
+  </w:style>
+  <w:style w:type="paragraph" w:customStyle="1" w:styleId="XdQuoteList2">
+    <w:name w:val="Xd Quote List 2"/>
+    <w:basedOn w:val="Normal"/>
+    <w:qFormat/>
+    <w:pPr>
+      <w:spacing w:before="0" w:after="0" w:line="276" w:lineRule="exact"/>
+      <w:ind w:left="2160" w:right="720" w:hanging="720"/>
+    </w:pPr>
+  </w:style>
+  <w:style w:type="paragraph" w:customStyle="1" w:styleId="XdQuoteList3">
+    <w:name w:val="Xd Quote List 3"/>
+    <w:basedOn w:val="Normal"/>
+    <w:qFormat/>
+    <w:pPr>
+      <w:spacing w:before="0" w:after="0" w:line="276" w:lineRule="exact"/>
+      <w:ind w:left="2880" w:right="720" w:hanging="720"/>
     </w:pPr>
   </w:style>
   <w:style w:type="paragraph" w:customStyle="1" w:styleId="SourceCode">

--- a/courts/fourth-circuit/south-carolina/state/court-of-appeals/motion-brief/usage/OUTPUT-motion-brief.docx
+++ b/courts/fourth-circuit/south-carolina/state/court-of-appeals/motion-brief/usage/OUTPUT-motion-brief.docx
@@ -213,9 +213,7 @@
         <w:t xml:space="preserve"> </w:t>
       </w:r>
       <w:r>
-        <w:t xml:space="preserve">2023</w:t>
-        <w:noBreakHyphen/>
-        <w:t xml:space="preserve">000392</w:t>
+        <w:t xml:space="preserve">2023-⁠000392</w:t>
       </w:r>
     </w:p>
     <w:p>
@@ -736,13 +734,7 @@
         <w:t xml:space="preserve">Hayden v. State</w:t>
       </w:r>
       <w:r>
-        <w:t xml:space="preserve">, 278 S.C. 610, 611</w:t>
-      </w:r>
-      <w:r>
-        <w:noBreakHyphen/>
-      </w:r>
-      <w:r>
-        <w:t xml:space="preserve">12, 299 S.E.2d 854, 855 (1983);</w:t>
+        <w:t xml:space="preserve">, 278 S.C. 610, 611-⁠12, 299 S.E.2d 854, 855 (1983);</w:t>
       </w:r>
       <w:r>
         <w:t xml:space="preserve"> </w:t>
@@ -3050,7 +3042,7 @@
     <w:qFormat/>
     <w:pPr>
       <w:keepLines/>
-      <w:spacing w:before="0" w:after="140" w:line="276" w:lineRule="exact"/>
+      <w:spacing w:before="46" w:after="140" w:line="276" w:lineRule="exact"/>
     </w:pPr>
     <w:rPr>
       <w:sz w:val="24"/>
